--- a/courts/first-circuit/new-hampshire/state/supreme-court/petition-for-writ/usage/OUTPUT-petition-for-writ.docx
+++ b/courts/first-circuit/new-hampshire/state/supreme-court/petition-for-writ/usage/OUTPUT-petition-for-writ.docx
@@ -1305,15 +1305,15 @@
         <w:pStyle w:val="BodyText"/>
       </w:pPr>
       <w:r>
-        <w:t xml:space="preserve">V. Whether Laws 2022, 9:1 complies with Part II, Article 11 of the State Constitution with respect to the Strafford County Districts of the New Hampshire House, given that Laws 2022, 9:1 failed to minimize violations of Part II, Article 11’s mandatory requirement for a “town or ward . . . [to] have its own district” and, instead, enacted at least four unnecessary such violations in Strafford County (including Dover’s Ward 4).</w:t>
-      </w:r>
-    </w:p>
-    <w:p>
-      <w:pPr>
-        <w:pStyle w:val="BodyText"/>
-      </w:pPr>
-      <w:r>
-        <w:t xml:space="preserve">VI. To the extent necessary for this Court to decide, whether Laws 2022, 9:1 complies statewide and/​or in any county in redistricting the New Hampshire House, given that Laws 2022, 9:1 failed to minimize violations of Part II, Article 11’s mandatory requirement for a “town or ward . . . [to] have its own district” and, instead, enacted at least 14 unnecessary such violations statewide.</w:t>
+        <w:t xml:space="preserve">V. Whether Laws 2022, 9:1 complies with Part II, Article 11 of the State Constitution with respect to the Strafford County Districts of the New Hampshire House, given that Laws 2022, 9:1 failed to minimize violations of Part II, Article 11’s mandatory requirement for a “town or ward . . . [to] have its own district” and, instead, enacted at least four unnecessary such violations in Strafford County (including Dover’s Ward 4).</w:t>
+      </w:r>
+    </w:p>
+    <w:p>
+      <w:pPr>
+        <w:pStyle w:val="BodyText"/>
+      </w:pPr>
+      <w:r>
+        <w:t xml:space="preserve">VI. To the extent necessary for this Court to decide, whether Laws 2022, 9:1 complies statewide and/​or in any county in redistricting the New Hampshire House, given that Laws 2022, 9:1 failed to minimize violations of Part II, Article 11’s mandatory requirement for a “town or ward . . . [to] have its own district” and, instead, enacted at least 14 unnecessary such violations statewide.</w:t>
       </w:r>
     </w:p>
     <w:p>
@@ -3042,7 +3042,7 @@
         <w:pStyle w:val="BodyText"/>
       </w:pPr>
       <w:r>
-        <w:t xml:space="preserve">The New Hampshire Supreme Court has jurisdiction to hear this case pursuant to Part II, Article 73-a of the State Constitution and RSA 490:4. , as further specified in New Hampshire Supreme Court Rule 11.</w:t>
+        <w:t xml:space="preserve">The New Hampshire Supreme Court has jurisdiction to hear this case pursuant to Part II, Article 73-a of the State Constitution and RSA 490:4. , as further specified in New Hampshire Supreme Court Rule 11.</w:t>
       </w:r>
     </w:p>
     <w:p>
@@ -5107,6 +5107,7 @@
     <w:unhideWhenUsed/>
     <w:qFormat/>
     <w:pPr>
+      <w:keepLines/>
       <w:spacing w:before="0" w:after="150" w:line="299" w:lineRule="exact"/>
     </w:pPr>
     <w:rPr>
@@ -5357,6 +5358,33 @@
     <w:pPr>
       <w:spacing w:before="0" w:after="0" w:line="299" w:lineRule="exact"/>
       <w:ind w:left="1296" w:hanging="432"/>
+    </w:pPr>
+  </w:style>
+  <w:style w:type="paragraph" w:customStyle="1" w:styleId="XdQuoteList1">
+    <w:name w:val="Xd Quote List 1"/>
+    <w:basedOn w:val="Normal"/>
+    <w:qFormat/>
+    <w:pPr>
+      <w:spacing w:before="0" w:after="0" w:line="449" w:lineRule="exact"/>
+      <w:ind w:left="1152" w:right="720" w:hanging="432"/>
+    </w:pPr>
+  </w:style>
+  <w:style w:type="paragraph" w:customStyle="1" w:styleId="XdQuoteList2">
+    <w:name w:val="Xd Quote List 2"/>
+    <w:basedOn w:val="Normal"/>
+    <w:qFormat/>
+    <w:pPr>
+      <w:spacing w:before="0" w:after="0" w:line="449" w:lineRule="exact"/>
+      <w:ind w:left="1584" w:right="720" w:hanging="432"/>
+    </w:pPr>
+  </w:style>
+  <w:style w:type="paragraph" w:customStyle="1" w:styleId="XdQuoteList3">
+    <w:name w:val="Xd Quote List 3"/>
+    <w:basedOn w:val="Normal"/>
+    <w:qFormat/>
+    <w:pPr>
+      <w:spacing w:before="0" w:after="0" w:line="449" w:lineRule="exact"/>
+      <w:ind w:left="2016" w:right="720" w:hanging="432"/>
     </w:pPr>
   </w:style>
   <w:style w:type="paragraph" w:customStyle="1" w:styleId="XdList1">

--- a/courts/first-circuit/new-hampshire/state/supreme-court/petition-for-writ/usage/OUTPUT-petition-for-writ.docx
+++ b/courts/first-circuit/new-hampshire/state/supreme-court/petition-for-writ/usage/OUTPUT-petition-for-writ.docx
@@ -1305,15 +1305,15 @@
         <w:pStyle w:val="BodyText"/>
       </w:pPr>
       <w:r>
-        <w:t xml:space="preserve">V. Whether Laws 2022, 9:1 complies with Part II, Article 11 of the State Constitution with respect to the Strafford County Districts of the New Hampshire House, given that Laws 2022, 9:1 failed to minimize violations of Part II, Article 11’s mandatory requirement for a “town or ward . . . [to] have its own district” and, instead, enacted at least four unnecessary such violations in Strafford County (including Dover’s Ward 4).</w:t>
-      </w:r>
-    </w:p>
-    <w:p>
-      <w:pPr>
-        <w:pStyle w:val="BodyText"/>
-      </w:pPr>
-      <w:r>
-        <w:t xml:space="preserve">VI. To the extent necessary for this Court to decide, whether Laws 2022, 9:1 complies statewide and/​or in any county in redistricting the New Hampshire House, given that Laws 2022, 9:1 failed to minimize violations of Part II, Article 11’s mandatory requirement for a “town or ward . . . [to] have its own district” and, instead, enacted at least 14 unnecessary such violations statewide.</w:t>
+        <w:t xml:space="preserve">V. Whether Laws 2022, 9:1 complies with Part II, Article 11 of the State Constitution with respect to the Strafford County Districts of the New Hampshire House, given that Laws 2022, 9:1 failed to minimize violations of Part II, Article 11’s mandatory requirement for a “town or ward ⁠. ⁠. ⁠. [to] have its own district” and, instead, enacted at least four unnecessary such violations in Strafford County (including Dover’s Ward 4).</w:t>
+      </w:r>
+    </w:p>
+    <w:p>
+      <w:pPr>
+        <w:pStyle w:val="BodyText"/>
+      </w:pPr>
+      <w:r>
+        <w:t xml:space="preserve">VI. To the extent necessary for this Court to decide, whether Laws 2022, 9:1 complies statewide and/​or in any county in redistricting the New Hampshire House, given that Laws 2022, 9:1 failed to minimize violations of Part II, Article 11’s mandatory requirement for a “town or ward ⁠. ⁠. ⁠. [to] have its own district” and, instead, enacted at least 14 unnecessary such violations statewide.</w:t>
       </w:r>
     </w:p>
     <w:p>
@@ -3042,7 +3042,7 @@
         <w:pStyle w:val="BodyText"/>
       </w:pPr>
       <w:r>
-        <w:t xml:space="preserve">The New Hampshire Supreme Court has jurisdiction to hear this case pursuant to Part II, Article 73-a of the State Constitution and RSA 490:4. , as further specified in New Hampshire Supreme Court Rule 11.</w:t>
+        <w:t xml:space="preserve">The New Hampshire Supreme Court has jurisdiction to hear this case pursuant to Part II, Article 73-a of the State Constitution and RSA 490:4. ⁠, as further specified in New Hampshire Supreme Court Rule 11.</w:t>
       </w:r>
     </w:p>
     <w:p>

--- a/courts/first-circuit/new-hampshire/state/supreme-court/petition-for-writ/usage/OUTPUT-petition-for-writ.docx
+++ b/courts/first-circuit/new-hampshire/state/supreme-court/petition-for-writ/usage/OUTPUT-petition-for-writ.docx
@@ -1850,19 +1850,7 @@
         <w:tab/>
       </w:r>
       <w:r>
-        <w:t xml:space="preserve">City of Dover Ordinance O</w:t>
-      </w:r>
-      <w:r>
-        <w:noBreakHyphen/>
-      </w:r>
-      <w:r>
-        <w:t xml:space="preserve">2022.01.12</w:t>
-      </w:r>
-      <w:r>
-        <w:noBreakHyphen/>
-      </w:r>
-      <w:r>
-        <w:t xml:space="preserve">001</w:t>
+        <w:t xml:space="preserve">City of Dover Ordinance O-⁠2022.01.12-⁠001</w:t>
       </w:r>
     </w:p>
     <w:p>
@@ -2002,13 +1990,7 @@
         <w:pStyle w:val="BodyText"/>
       </w:pPr>
       <w:r>
-        <w:t xml:space="preserve">Beyond the deviation problem, specific to the City, Laws 2022, 9:1 failed to provide Dover Ward 4 with its own dedicated district. Dover Ward 4’s population based on the 2020 census is 5,439. See App. at 129. The ideal district size in New Hampshire based on the 2020 census is 3,444. See App. at 10 (rounding up from numerator/​denominator). Because Dover Ward 4 met (and exceeded) the ideal district size, Part II, Article 11 of the State Constitution required Dover Ward 4 receive at least one dedicated house district/​representative. Instead of according Dover Ward 4 its own district/​representative, Laws 2022, 9:1 combined Dover Ward 4 with other towns. See App. at 178</w:t>
-      </w:r>
-      <w:r>
-        <w:noBreakHyphen/>
-      </w:r>
-      <w:r>
-        <w:t xml:space="preserve">179.</w:t>
+        <w:t xml:space="preserve">Beyond the deviation problem, specific to the City, Laws 2022, 9:1 failed to provide Dover Ward 4 with its own dedicated district. Dover Ward 4’s population based on the 2020 census is 5,439. See App. at 129. The ideal district size in New Hampshire based on the 2020 census is 3,444. See App. at 10 (rounding up from numerator/​denominator). Because Dover Ward 4 met (and exceeded) the ideal district size, Part II, Article 11 of the State Constitution required Dover Ward 4 receive at least one dedicated house district/​representative. Instead of according Dover Ward 4 its own district/​representative, Laws 2022, 9:1 combined Dover Ward 4 with other towns. See App. at 178-⁠179.</w:t>
       </w:r>
     </w:p>
     <w:p>
@@ -2276,13 +2258,7 @@
         <w:t xml:space="preserve">Appeal of McDonough</w:t>
       </w:r>
       <w:r>
-        <w:t xml:space="preserve">, 149 N.H. 105, 109</w:t>
-      </w:r>
-      <w:r>
-        <w:noBreakHyphen/>
-      </w:r>
-      <w:r>
-        <w:t xml:space="preserve">10 (2003);</w:t>
+        <w:t xml:space="preserve">, 149 N.H. 105, 109-⁠10 (2003);</w:t>
       </w:r>
       <w:r>
         <w:t xml:space="preserve"> </w:t>
@@ -2308,13 +2284,7 @@
         <w:t xml:space="preserve">Petition of Below</w:t>
       </w:r>
       <w:r>
-        <w:t xml:space="preserve">, 151 N.H. 135, 138</w:t>
-      </w:r>
-      <w:r>
-        <w:noBreakHyphen/>
-      </w:r>
-      <w:r>
-        <w:t xml:space="preserve">39 (2004) (</w:t>
+        <w:t xml:space="preserve">, 151 N.H. 135, 138-⁠39 (2004) (</w:t>
       </w:r>
       <w:r>
         <w:rPr>
@@ -2337,13 +2307,7 @@
         <w:t xml:space="preserve">Appeal of McDonough</w:t>
       </w:r>
       <w:r>
-        <w:t xml:space="preserve">, 149 N.H. at 109</w:t>
-      </w:r>
-      <w:r>
-        <w:noBreakHyphen/>
-      </w:r>
-      <w:r>
-        <w:t xml:space="preserve">10;</w:t>
+        <w:t xml:space="preserve">, 149 N.H. at 109-⁠10;</w:t>
       </w:r>
       <w:r>
         <w:t xml:space="preserve"> </w:t>
@@ -2407,13 +2371,7 @@
         <w:t xml:space="preserve">Theresa Norelli &amp; a. v. Secretary of State</w:t>
       </w:r>
       <w:r>
-        <w:t xml:space="preserve">, Case No. 2022</w:t>
-      </w:r>
-      <w:r>
-        <w:noBreakHyphen/>
-      </w:r>
-      <w:r>
-        <w:t xml:space="preserve">0184 (April 11, 2022) (non-precedential Order).</w:t>
+        <w:t xml:space="preserve">, Case No. 2022-⁠0184 (April 11, 2022) (non-precedential Order).</w:t>
       </w:r>
     </w:p>
     <w:p>
@@ -2592,13 +2550,7 @@
         <w:t xml:space="preserve">Town of Canaan v. Secretary of State</w:t>
       </w:r>
       <w:r>
-        <w:t xml:space="preserve">, 157 N.H. 795, 797</w:t>
-      </w:r>
-      <w:r>
-        <w:noBreakHyphen/>
-      </w:r>
-      <w:r>
-        <w:t xml:space="preserve">798 (2008), this Court summarized the recent, relevant history of 2006 amendments to Part II, Article 11 (via CACR 41). The enacted redistricting plan within Laws 2022, 9:1 contains 55 instances of depriving otherwise entitled towns and wards to a dedicated district/​representative in the New Hampshire House. Strafford County exemplifies this problem, in which Laws 2022, 9:1 enacted six such violations.</w:t>
+        <w:t xml:space="preserve">, 157 N.H. 795, 797-⁠798 (2008), this Court summarized the recent, relevant history of 2006 amendments to Part II, Article 11 (via CACR 41). The enacted redistricting plan within Laws 2022, 9:1 contains 55 instances of depriving otherwise entitled towns and wards to a dedicated district/​representative in the New Hampshire House. Strafford County exemplifies this problem, in which Laws 2022, 9:1 enacted six such violations.</w:t>
       </w:r>
     </w:p>
     <w:p>
@@ -2703,13 +2655,7 @@
         <w:t xml:space="preserve">Holt v. 2011 Legislative Reapportionment Comm’n</w:t>
       </w:r>
       <w:r>
-        <w:t xml:space="preserve">, 38 A.3d 711, 754</w:t>
-      </w:r>
-      <w:r>
-        <w:noBreakHyphen/>
-      </w:r>
-      <w:r>
-        <w:t xml:space="preserve">57 (Pa. 2012) (invalidating redistricting plan where alternative plan “avoided a highly significant percentage of political subdivision splits and fractures while maintaining a lower average population deviation”);</w:t>
+        <w:t xml:space="preserve">, 38 A.3d 711, 754-⁠57 (Pa. 2012) (invalidating redistricting plan where alternative plan “avoided a highly significant percentage of political subdivision splits and fractures while maintaining a lower average population deviation”);</w:t>
       </w:r>
       <w:r>
         <w:t xml:space="preserve"> </w:t>
@@ -2735,13 +2681,7 @@
         <w:t xml:space="preserve">Legislative Research Comm’n v. Fischer</w:t>
       </w:r>
       <w:r>
-        <w:t xml:space="preserve">, 366 S.W.3d 905, 91</w:t>
-      </w:r>
-      <w:r>
-        <w:noBreakHyphen/>
-      </w:r>
-      <w:r>
-        <w:t xml:space="preserve">12 (Ky. 2012) (holding reapportionment scheme unconstitutional and reaffirming prior decisional law, which “requires division of the fewest number of counties mathematically possible in reapportionment plans”); cf.</w:t>
+        <w:t xml:space="preserve">, 366 S.W.3d 905, 91-⁠12 (Ky. 2012) (holding reapportionment scheme unconstitutional and reaffirming prior decisional law, which “requires division of the fewest number of counties mathematically possible in reapportionment plans”); cf.</w:t>
       </w:r>
       <w:r>
         <w:t xml:space="preserve"> </w:t>
@@ -2912,13 +2852,7 @@
         <w:t xml:space="preserve"> </w:t>
       </w:r>
       <w:r>
-        <w:t xml:space="preserve">at 703</w:t>
-      </w:r>
-      <w:r>
-        <w:noBreakHyphen/>
-      </w:r>
-      <w:r>
-        <w:t xml:space="preserve">04;</w:t>
+        <w:t xml:space="preserve">at 703-⁠04;</w:t>
       </w:r>
       <w:r>
         <w:t xml:space="preserve"> </w:t>
@@ -2931,13 +2865,7 @@
         <w:t xml:space="preserve">Brown v. Thompson</w:t>
       </w:r>
       <w:r>
-        <w:t xml:space="preserve">, 462 U.S. 835, 842</w:t>
-      </w:r>
-      <w:r>
-        <w:noBreakHyphen/>
-      </w:r>
-      <w:r>
-        <w:t xml:space="preserve">43 (1983). The burden is on the State to justify the exceedance based on “historically significant state policy or unique features.”</w:t>
+        <w:t xml:space="preserve">, 462 U.S. 835, 842-⁠43 (1983). The burden is on the State to justify the exceedance based on “historically significant state policy or unique features.”</w:t>
       </w:r>
       <w:r>
         <w:t xml:space="preserve"> </w:t>
@@ -2976,13 +2904,7 @@
         <w:t xml:space="preserve">Brown</w:t>
       </w:r>
       <w:r>
-        <w:t xml:space="preserve">, 462 U.S. at 842</w:t>
-      </w:r>
-      <w:r>
-        <w:noBreakHyphen/>
-      </w:r>
-      <w:r>
-        <w:t xml:space="preserve">43. In this matter, Petitioners believe the State lacks any tenable justification for exceeding the 10% deviation safe harbor. At a minimum, however, Laws 2022, 9:1 is entitled to no presumption of constitutionality given the exceedance.</w:t>
+        <w:t xml:space="preserve">, 462 U.S. at 842-⁠43. In this matter, Petitioners believe the State lacks any tenable justification for exceeding the 10% deviation safe harbor. At a minimum, however, Laws 2022, 9:1 is entitled to no presumption of constitutionality given the exceedance.</w:t>
       </w:r>
     </w:p>
     <w:p>
@@ -3504,11 +3426,7 @@
               <w:jc w:val="left"/>
             </w:pPr>
             <w:r>
-              <w:t xml:space="preserve">603</w:t>
-              <w:noBreakHyphen/>
-              <w:t xml:space="preserve">516</w:t>
-              <w:noBreakHyphen/>
-              <w:t xml:space="preserve">6520</w:t>
+              <w:t xml:space="preserve">603-⁠516-⁠6520</w:t>
             </w:r>
           </w:p>
           <w:p>
@@ -4462,13 +4380,7 @@
         <w:t xml:space="preserve"> </w:t>
       </w:r>
       <w:r>
-        <w:t xml:space="preserve">The 2020 census data was delayed due to the COVID</w:t>
-      </w:r>
-      <w:r>
-        <w:noBreakHyphen/>
-      </w:r>
-      <w:r>
-        <w:t xml:space="preserve">19 pandemic.</w:t>
+        <w:t xml:space="preserve">The 2020 census data was delayed due to the COVID-⁠19 pandemic.</w:t>
       </w:r>
     </w:p>
   </w:footnote>
@@ -5108,7 +5020,7 @@
     <w:qFormat/>
     <w:pPr>
       <w:keepLines/>
-      <w:spacing w:before="0" w:after="150" w:line="299" w:lineRule="exact"/>
+      <w:spacing w:before="33" w:after="150" w:line="299" w:lineRule="exact"/>
     </w:pPr>
     <w:rPr>
       <w:sz w:val="26"/>
